--- a/图片文档.docx
+++ b/图片文档.docx
@@ -132,13 +132,6 @@
         <w:widowControl/>
         <w:suppressLineNumbers w:val="0"/>
         <w:jc w:val="left"/>
-        <w:rPr>
-          <w:rFonts w:ascii="宋体" w:hAnsi="宋体" w:eastAsia="宋体" w:cs="宋体"/>
-          <w:kern w:val="0"/>
-          <w:sz w:val="24"/>
-          <w:szCs w:val="24"/>
-          <w:lang w:val="en-US" w:eastAsia="zh-CN" w:bidi="ar"/>
-        </w:rPr>
       </w:pPr>
       <w:r>
         <w:rPr>
@@ -150,9 +143,9 @@
         </w:rPr>
         <w:drawing>
           <wp:inline distT="0" distB="0" distL="114300" distR="114300">
-            <wp:extent cx="5275580" cy="4708525"/>
-            <wp:effectExtent l="0" t="0" r="7620" b="0"/>
-            <wp:docPr id="2" name="图片 2" descr="IMG_256"/>
+            <wp:extent cx="5228590" cy="4666615"/>
+            <wp:effectExtent l="0" t="0" r="3810" b="0"/>
+            <wp:docPr id="6" name="图片 2" descr="IMG_256"/>
             <wp:cNvGraphicFramePr>
               <a:graphicFrameLocks xmlns:a="http://schemas.openxmlformats.org/drawingml/2006/main" noChangeAspect="1"/>
             </wp:cNvGraphicFramePr>
@@ -160,7 +153,7 @@
               <a:graphicData uri="http://schemas.openxmlformats.org/drawingml/2006/picture">
                 <pic:pic xmlns:pic="http://schemas.openxmlformats.org/drawingml/2006/picture">
                   <pic:nvPicPr>
-                    <pic:cNvPr id="2" name="图片 2" descr="IMG_256"/>
+                    <pic:cNvPr id="6" name="图片 2" descr="IMG_256"/>
                     <pic:cNvPicPr>
                       <a:picLocks noChangeAspect="1"/>
                     </pic:cNvPicPr>
@@ -174,7 +167,7 @@
                   <pic:spPr>
                     <a:xfrm>
                       <a:off x="0" y="0"/>
-                      <a:ext cx="5275580" cy="4708525"/>
+                      <a:ext cx="5228590" cy="4666615"/>
                     </a:xfrm>
                     <a:prstGeom prst="rect">
                       <a:avLst/>
@@ -190,6 +183,8 @@
           </wp:inline>
         </w:drawing>
       </w:r>
+      <w:bookmarkStart w:id="0" w:name="_GoBack"/>
+      <w:bookmarkEnd w:id="0"/>
     </w:p>
     <w:p>
       <w:pPr>
@@ -198,13 +193,6 @@
         <w:widowControl/>
         <w:suppressLineNumbers w:val="0"/>
         <w:jc w:val="left"/>
-        <w:rPr>
-          <w:rFonts w:ascii="宋体" w:hAnsi="宋体" w:eastAsia="宋体" w:cs="宋体"/>
-          <w:kern w:val="0"/>
-          <w:sz w:val="24"/>
-          <w:szCs w:val="24"/>
-          <w:lang w:val="en-US" w:eastAsia="zh-CN" w:bidi="ar"/>
-        </w:rPr>
       </w:pPr>
     </w:p>
     <w:p>
@@ -232,23 +220,6 @@
         </w:rPr>
         <w:t>顺序图</w:t>
       </w:r>
-    </w:p>
-    <w:p>
-      <w:pPr>
-        <w:keepNext w:val="0"/>
-        <w:keepLines w:val="0"/>
-        <w:widowControl/>
-        <w:suppressLineNumbers w:val="0"/>
-        <w:jc w:val="left"/>
-        <w:rPr>
-          <w:rFonts w:hint="eastAsia" w:ascii="宋体" w:hAnsi="宋体" w:eastAsia="宋体" w:cs="宋体"/>
-          <w:kern w:val="0"/>
-          <w:sz w:val="24"/>
-          <w:szCs w:val="24"/>
-          <w:lang w:val="en-US" w:eastAsia="zh-CN" w:bidi="ar"/>
-        </w:rPr>
-      </w:pPr>
-      <w:bookmarkStart w:id="0" w:name="_GoBack"/>
       <w:r>
         <w:rPr>
           <w:rFonts w:ascii="宋体" w:hAnsi="宋体" w:eastAsia="宋体" w:cs="宋体"/>
@@ -300,7 +271,6 @@
           </wp:inline>
         </w:drawing>
       </w:r>
-      <w:bookmarkEnd w:id="0"/>
     </w:p>
     <w:p>
       <w:pPr>
